--- a/data/human_paras/human_para_103.docx
+++ b/data/human_paras/human_para_103.docx
@@ -4,7 +4,7 @@
   <w:body>
     <w:p>
       <w:r>
-        <w:t>## 2. In “The Seafarer,” the speaker displays an ambivalent attitude toward life at sea. On the one hand, he is fascinated by it; on the other, he is terrified. Scholars have interpreted the sea as a representation of the human existence. What is your opinion about this interpretation?</w:t>
+        <w:t>Epic narratives are significant to ancient cultures because it is a way of preserving history and stories of legends and those they perceive as heroes. These are important in not only for entertainment purposes but also reinforcing culture that was present many years ago. These narratives preserve literature, which is interesting since most of these are done in a pre-literate community wherein narratives are created in meter.</w:t>
       </w:r>
     </w:p>
     <w:sectPr>
